--- a/docs/sample/SYN-2026-006/SYN-2026-006-short-report-DRAFT.docx
+++ b/docs/sample/SYN-2026-006/SYN-2026-006-short-report-DRAFT.docx
@@ -131,7 +131,7 @@
               <w:pStyle w:val="TableText"/>
             </w:pPr>
             <w:r>
-              <w:t xml:space="preserve">20261030T095212Z-0d886d</w:t>
+              <w:t xml:space="preserve">20261030T115829Z-9196ec</w:t>
             </w:r>
           </w:p>
         </w:tc>
@@ -159,7 +159,7 @@
               <w:pStyle w:val="TableText"/>
             </w:pPr>
             <w:r>
-              <w:t xml:space="preserve">2026-10-30 09:52:12</w:t>
+              <w:t xml:space="preserve">2026-10-30 11:58:29</w:t>
             </w:r>
           </w:p>
         </w:tc>
@@ -1249,7 +1249,7 @@
               <w:pStyle w:val="TableText"/>
             </w:pPr>
             <w:r>
-              <w:t xml:space="preserve">Report cites its own case ID</w:t>
+              <w:t xml:space="preserve">Report names its own case ID</w:t>
             </w:r>
           </w:p>
         </w:tc>
